--- a/CN/CN_Syllabus.docx
+++ b/CN/CN_Syllabus.docx
@@ -4,13 +4,470 @@
   <w:body>
     <w:p>
       <w:pPr>
+        <w:pStyle w:val="Heading3"/>
+        <w:bidi w:val="0"/>
+        <w:spacing w:before="140" w:after="120"/>
+        <w:rPr>
+          <w:sz w:val="24"/>
+          <w:szCs w:val="24"/>
+        </w:rPr>
+      </w:pPr>
+      <w:r>
+        <w:rPr>
+          <w:sz w:val="24"/>
+          <w:szCs w:val="24"/>
+        </w:rPr>
+        <w:t>6. 🌐 Computer Networks</w:t>
+      </w:r>
+    </w:p>
+    <w:p>
+      <w:pPr>
+        <w:pStyle w:val="BodyText"/>
+        <w:numPr>
+          <w:ilvl w:val="0"/>
+          <w:numId w:val="1"/>
+        </w:numPr>
+        <w:tabs>
+          <w:tab w:val="clear" w:pos="709"/>
+          <w:tab w:val="left" w:pos="0" w:leader="none"/>
+        </w:tabs>
+        <w:bidi w:val="0"/>
+        <w:spacing w:before="0" w:after="0"/>
+        <w:ind w:hanging="283" w:start="709"/>
+        <w:rPr/>
+      </w:pPr>
+      <w:r>
+        <w:rPr/>
+        <w:t xml:space="preserve">Network fundamentals </w:t>
+      </w:r>
+    </w:p>
+    <w:p>
+      <w:pPr>
+        <w:pStyle w:val="BodyText"/>
+        <w:numPr>
+          <w:ilvl w:val="0"/>
+          <w:numId w:val="1"/>
+        </w:numPr>
+        <w:tabs>
+          <w:tab w:val="clear" w:pos="709"/>
+          <w:tab w:val="left" w:pos="0" w:leader="none"/>
+        </w:tabs>
+        <w:bidi w:val="0"/>
+        <w:spacing w:before="0" w:after="0"/>
+        <w:ind w:hanging="283" w:start="709"/>
+        <w:rPr/>
+      </w:pPr>
+      <w:r>
+        <w:rPr/>
+        <w:t xml:space="preserve">OSI model </w:t>
+      </w:r>
+    </w:p>
+    <w:p>
+      <w:pPr>
+        <w:pStyle w:val="BodyText"/>
+        <w:numPr>
+          <w:ilvl w:val="0"/>
+          <w:numId w:val="1"/>
+        </w:numPr>
+        <w:tabs>
+          <w:tab w:val="clear" w:pos="709"/>
+          <w:tab w:val="left" w:pos="0" w:leader="none"/>
+        </w:tabs>
+        <w:bidi w:val="0"/>
+        <w:spacing w:before="0" w:after="0"/>
+        <w:ind w:hanging="283" w:start="709"/>
+        <w:rPr/>
+      </w:pPr>
+      <w:r>
+        <w:rPr/>
+        <w:t xml:space="preserve">TCP/IP model </w:t>
+      </w:r>
+    </w:p>
+    <w:p>
+      <w:pPr>
+        <w:pStyle w:val="BodyText"/>
+        <w:numPr>
+          <w:ilvl w:val="0"/>
+          <w:numId w:val="1"/>
+        </w:numPr>
+        <w:tabs>
+          <w:tab w:val="clear" w:pos="709"/>
+          <w:tab w:val="left" w:pos="0" w:leader="none"/>
+        </w:tabs>
+        <w:bidi w:val="0"/>
+        <w:spacing w:before="0" w:after="0"/>
+        <w:ind w:hanging="283" w:start="709"/>
+        <w:rPr/>
+      </w:pPr>
+      <w:r>
+        <w:rPr/>
+        <w:t xml:space="preserve">IP addressing </w:t>
+      </w:r>
+    </w:p>
+    <w:p>
+      <w:pPr>
+        <w:pStyle w:val="BodyText"/>
+        <w:numPr>
+          <w:ilvl w:val="0"/>
+          <w:numId w:val="1"/>
+        </w:numPr>
+        <w:tabs>
+          <w:tab w:val="clear" w:pos="709"/>
+          <w:tab w:val="left" w:pos="0" w:leader="none"/>
+        </w:tabs>
+        <w:bidi w:val="0"/>
+        <w:spacing w:before="0" w:after="0"/>
+        <w:ind w:hanging="283" w:start="709"/>
+        <w:rPr/>
+      </w:pPr>
+      <w:r>
+        <w:rPr/>
+        <w:t xml:space="preserve">Subnetting </w:t>
+      </w:r>
+    </w:p>
+    <w:p>
+      <w:pPr>
+        <w:pStyle w:val="BodyText"/>
+        <w:numPr>
+          <w:ilvl w:val="0"/>
+          <w:numId w:val="1"/>
+        </w:numPr>
+        <w:tabs>
+          <w:tab w:val="clear" w:pos="709"/>
+          <w:tab w:val="left" w:pos="0" w:leader="none"/>
+        </w:tabs>
+        <w:bidi w:val="0"/>
+        <w:spacing w:before="0" w:after="0"/>
+        <w:ind w:hanging="283" w:start="709"/>
+        <w:rPr/>
+      </w:pPr>
+      <w:r>
+        <w:rPr/>
+        <w:t xml:space="preserve">Routing </w:t>
+      </w:r>
+    </w:p>
+    <w:p>
+      <w:pPr>
+        <w:pStyle w:val="BodyText"/>
+        <w:numPr>
+          <w:ilvl w:val="0"/>
+          <w:numId w:val="1"/>
+        </w:numPr>
+        <w:tabs>
+          <w:tab w:val="clear" w:pos="709"/>
+          <w:tab w:val="left" w:pos="0" w:leader="none"/>
+        </w:tabs>
+        <w:bidi w:val="0"/>
+        <w:spacing w:before="0" w:after="0"/>
+        <w:ind w:hanging="283" w:start="709"/>
+        <w:rPr/>
+      </w:pPr>
+      <w:r>
+        <w:rPr/>
+        <w:t xml:space="preserve">Switching </w:t>
+      </w:r>
+    </w:p>
+    <w:p>
+      <w:pPr>
+        <w:pStyle w:val="BodyText"/>
+        <w:numPr>
+          <w:ilvl w:val="0"/>
+          <w:numId w:val="1"/>
+        </w:numPr>
+        <w:tabs>
+          <w:tab w:val="clear" w:pos="709"/>
+          <w:tab w:val="left" w:pos="0" w:leader="none"/>
+        </w:tabs>
+        <w:bidi w:val="0"/>
+        <w:spacing w:before="0" w:after="0"/>
+        <w:ind w:hanging="283" w:start="709"/>
+        <w:rPr/>
+      </w:pPr>
+      <w:r>
+        <w:rPr/>
+        <w:t xml:space="preserve">ARP </w:t>
+      </w:r>
+    </w:p>
+    <w:p>
+      <w:pPr>
+        <w:pStyle w:val="BodyText"/>
+        <w:numPr>
+          <w:ilvl w:val="0"/>
+          <w:numId w:val="1"/>
+        </w:numPr>
+        <w:tabs>
+          <w:tab w:val="clear" w:pos="709"/>
+          <w:tab w:val="left" w:pos="0" w:leader="none"/>
+        </w:tabs>
+        <w:bidi w:val="0"/>
+        <w:spacing w:before="0" w:after="0"/>
+        <w:ind w:hanging="283" w:start="709"/>
+        <w:rPr/>
+      </w:pPr>
+      <w:r>
+        <w:rPr/>
+        <w:t xml:space="preserve">DNS </w:t>
+      </w:r>
+    </w:p>
+    <w:p>
+      <w:pPr>
+        <w:pStyle w:val="BodyText"/>
+        <w:numPr>
+          <w:ilvl w:val="0"/>
+          <w:numId w:val="1"/>
+        </w:numPr>
+        <w:tabs>
+          <w:tab w:val="clear" w:pos="709"/>
+          <w:tab w:val="left" w:pos="0" w:leader="none"/>
+        </w:tabs>
+        <w:bidi w:val="0"/>
+        <w:spacing w:before="0" w:after="0"/>
+        <w:ind w:hanging="283" w:start="709"/>
+        <w:rPr/>
+      </w:pPr>
+      <w:r>
+        <w:rPr/>
+        <w:t xml:space="preserve">DHCP </w:t>
+      </w:r>
+    </w:p>
+    <w:p>
+      <w:pPr>
+        <w:pStyle w:val="BodyText"/>
+        <w:numPr>
+          <w:ilvl w:val="0"/>
+          <w:numId w:val="1"/>
+        </w:numPr>
+        <w:tabs>
+          <w:tab w:val="clear" w:pos="709"/>
+          <w:tab w:val="left" w:pos="0" w:leader="none"/>
+        </w:tabs>
+        <w:bidi w:val="0"/>
+        <w:spacing w:before="0" w:after="0"/>
+        <w:ind w:hanging="283" w:start="709"/>
+        <w:rPr/>
+      </w:pPr>
+      <w:r>
+        <w:rPr/>
+        <w:t xml:space="preserve">NAT </w:t>
+      </w:r>
+    </w:p>
+    <w:p>
+      <w:pPr>
+        <w:pStyle w:val="BodyText"/>
+        <w:numPr>
+          <w:ilvl w:val="0"/>
+          <w:numId w:val="1"/>
+        </w:numPr>
+        <w:tabs>
+          <w:tab w:val="clear" w:pos="709"/>
+          <w:tab w:val="left" w:pos="0" w:leader="none"/>
+        </w:tabs>
+        <w:bidi w:val="0"/>
+        <w:spacing w:before="0" w:after="0"/>
+        <w:ind w:hanging="283" w:start="709"/>
+        <w:rPr/>
+      </w:pPr>
+      <w:r>
+        <w:rPr/>
+        <w:t xml:space="preserve">TCP </w:t>
+      </w:r>
+    </w:p>
+    <w:p>
+      <w:pPr>
+        <w:pStyle w:val="BodyText"/>
+        <w:numPr>
+          <w:ilvl w:val="0"/>
+          <w:numId w:val="1"/>
+        </w:numPr>
+        <w:tabs>
+          <w:tab w:val="clear" w:pos="709"/>
+          <w:tab w:val="left" w:pos="0" w:leader="none"/>
+        </w:tabs>
+        <w:bidi w:val="0"/>
+        <w:spacing w:before="0" w:after="0"/>
+        <w:ind w:hanging="283" w:start="709"/>
+        <w:rPr/>
+      </w:pPr>
+      <w:r>
+        <w:rPr/>
+        <w:t xml:space="preserve">UDP </w:t>
+      </w:r>
+    </w:p>
+    <w:p>
+      <w:pPr>
+        <w:pStyle w:val="BodyText"/>
+        <w:numPr>
+          <w:ilvl w:val="0"/>
+          <w:numId w:val="1"/>
+        </w:numPr>
+        <w:tabs>
+          <w:tab w:val="clear" w:pos="709"/>
+          <w:tab w:val="left" w:pos="0" w:leader="none"/>
+        </w:tabs>
+        <w:bidi w:val="0"/>
+        <w:spacing w:before="0" w:after="0"/>
+        <w:ind w:hanging="283" w:start="709"/>
+        <w:rPr/>
+      </w:pPr>
+      <w:r>
+        <w:rPr/>
+        <w:t xml:space="preserve">Three-way handshake </w:t>
+      </w:r>
+    </w:p>
+    <w:p>
+      <w:pPr>
+        <w:pStyle w:val="BodyText"/>
+        <w:numPr>
+          <w:ilvl w:val="0"/>
+          <w:numId w:val="1"/>
+        </w:numPr>
+        <w:tabs>
+          <w:tab w:val="clear" w:pos="709"/>
+          <w:tab w:val="left" w:pos="0" w:leader="none"/>
+        </w:tabs>
+        <w:bidi w:val="0"/>
+        <w:spacing w:before="0" w:after="0"/>
+        <w:ind w:hanging="283" w:start="709"/>
+        <w:rPr/>
+      </w:pPr>
+      <w:r>
+        <w:rPr/>
+        <w:t xml:space="preserve">Flow control </w:t>
+      </w:r>
+    </w:p>
+    <w:p>
+      <w:pPr>
+        <w:pStyle w:val="BodyText"/>
+        <w:numPr>
+          <w:ilvl w:val="0"/>
+          <w:numId w:val="1"/>
+        </w:numPr>
+        <w:tabs>
+          <w:tab w:val="clear" w:pos="709"/>
+          <w:tab w:val="left" w:pos="0" w:leader="none"/>
+        </w:tabs>
+        <w:bidi w:val="0"/>
+        <w:spacing w:before="0" w:after="0"/>
+        <w:ind w:hanging="283" w:start="709"/>
+        <w:rPr/>
+      </w:pPr>
+      <w:r>
+        <w:rPr/>
+        <w:t xml:space="preserve">Congestion control </w:t>
+      </w:r>
+    </w:p>
+    <w:p>
+      <w:pPr>
+        <w:pStyle w:val="BodyText"/>
+        <w:numPr>
+          <w:ilvl w:val="0"/>
+          <w:numId w:val="1"/>
+        </w:numPr>
+        <w:tabs>
+          <w:tab w:val="clear" w:pos="709"/>
+          <w:tab w:val="left" w:pos="0" w:leader="none"/>
+        </w:tabs>
+        <w:bidi w:val="0"/>
+        <w:spacing w:before="0" w:after="0"/>
+        <w:ind w:hanging="283" w:start="709"/>
+        <w:rPr/>
+      </w:pPr>
+      <w:r>
+        <w:rPr/>
+        <w:t xml:space="preserve">HTTP </w:t>
+      </w:r>
+    </w:p>
+    <w:p>
+      <w:pPr>
+        <w:pStyle w:val="BodyText"/>
+        <w:numPr>
+          <w:ilvl w:val="0"/>
+          <w:numId w:val="1"/>
+        </w:numPr>
+        <w:tabs>
+          <w:tab w:val="clear" w:pos="709"/>
+          <w:tab w:val="left" w:pos="0" w:leader="none"/>
+        </w:tabs>
+        <w:bidi w:val="0"/>
+        <w:spacing w:before="0" w:after="0"/>
+        <w:ind w:hanging="283" w:start="709"/>
+        <w:rPr/>
+      </w:pPr>
+      <w:r>
+        <w:rPr/>
+        <w:t xml:space="preserve">HTTPS </w:t>
+      </w:r>
+    </w:p>
+    <w:p>
+      <w:pPr>
+        <w:pStyle w:val="BodyText"/>
+        <w:numPr>
+          <w:ilvl w:val="0"/>
+          <w:numId w:val="1"/>
+        </w:numPr>
+        <w:tabs>
+          <w:tab w:val="clear" w:pos="709"/>
+          <w:tab w:val="left" w:pos="0" w:leader="none"/>
+        </w:tabs>
+        <w:bidi w:val="0"/>
+        <w:spacing w:before="0" w:after="0"/>
+        <w:ind w:hanging="283" w:start="709"/>
+        <w:rPr/>
+      </w:pPr>
+      <w:r>
+        <w:rPr/>
+        <w:t xml:space="preserve">TLS/SSL basics </w:t>
+      </w:r>
+    </w:p>
+    <w:p>
+      <w:pPr>
+        <w:pStyle w:val="BodyText"/>
+        <w:numPr>
+          <w:ilvl w:val="0"/>
+          <w:numId w:val="1"/>
+        </w:numPr>
+        <w:tabs>
+          <w:tab w:val="clear" w:pos="709"/>
+          <w:tab w:val="left" w:pos="0" w:leader="none"/>
+        </w:tabs>
+        <w:bidi w:val="0"/>
+        <w:spacing w:before="0" w:after="0"/>
+        <w:ind w:hanging="283" w:start="709"/>
+        <w:rPr/>
+      </w:pPr>
+      <w:r>
+        <w:rPr/>
+        <w:t xml:space="preserve">WebSockets </w:t>
+      </w:r>
+    </w:p>
+    <w:p>
+      <w:pPr>
+        <w:pStyle w:val="BodyText"/>
+        <w:numPr>
+          <w:ilvl w:val="0"/>
+          <w:numId w:val="1"/>
+        </w:numPr>
+        <w:tabs>
+          <w:tab w:val="clear" w:pos="709"/>
+          <w:tab w:val="left" w:pos="0" w:leader="none"/>
+        </w:tabs>
+        <w:bidi w:val="0"/>
+        <w:ind w:hanging="283" w:start="709"/>
+        <w:rPr/>
+      </w:pPr>
+      <w:r>
+        <w:rPr/>
+        <w:t>Network security basics</w:t>
+      </w:r>
+    </w:p>
+    <w:p>
+      <w:pPr>
         <w:pStyle w:val="Normal"/>
         <w:bidi w:val="0"/>
         <w:rPr/>
       </w:pPr>
       <w:r>
         <w:rPr/>
-        <w:t xml:space="preserve">Hellllo, this is the trial example we are doing here, so hopw it get it </w:t>
       </w:r>
     </w:p>
     <w:sectPr>
@@ -20,9 +477,278 @@
       <w:pgNumType w:fmt="decimal"/>
       <w:formProt w:val="false"/>
       <w:textDirection w:val="lrTb"/>
+      <w:docGrid w:type="default" w:linePitch="100" w:charSpace="0"/>
     </w:sectPr>
   </w:body>
 </w:document>
+</file>
+
+<file path=word/numbering.xml><?xml version="1.0" encoding="utf-8"?>
+<w:numbering xmlns:w="http://schemas.openxmlformats.org/wordprocessingml/2006/main" xmlns:o="urn:schemas-microsoft-com:office:office" xmlns:r="http://schemas.openxmlformats.org/officeDocument/2006/relationships" xmlns:v="urn:schemas-microsoft-com:vml" xmlns:mc="http://schemas.openxmlformats.org/markup-compatibility/2006" xmlns:w14="http://schemas.microsoft.com/office/word/2010/wordml" mc:Ignorable="w14">
+  <w:abstractNum w:abstractNumId="1">
+    <w:lvl w:ilvl="0">
+      <w:start w:val="1"/>
+      <w:numFmt w:val="bullet"/>
+      <w:lvlText w:val=""/>
+      <w:lvlJc w:val="start"/>
+      <w:pPr>
+        <w:tabs>
+          <w:tab w:val="num" w:pos="709"/>
+        </w:tabs>
+        <w:ind w:start="709" w:hanging="283"/>
+      </w:pPr>
+      <w:rPr>
+        <w:rFonts w:ascii="Symbol" w:hAnsi="Symbol" w:cs="Symbol" w:hint="default"/>
+      </w:rPr>
+    </w:lvl>
+    <w:lvl w:ilvl="1">
+      <w:start w:val="1"/>
+      <w:numFmt w:val="bullet"/>
+      <w:lvlText w:val=""/>
+      <w:lvlJc w:val="start"/>
+      <w:pPr>
+        <w:tabs>
+          <w:tab w:val="num" w:pos="1418"/>
+        </w:tabs>
+        <w:ind w:start="1418" w:hanging="283"/>
+      </w:pPr>
+      <w:rPr>
+        <w:rFonts w:ascii="Symbol" w:hAnsi="Symbol" w:cs="Symbol" w:hint="default"/>
+      </w:rPr>
+    </w:lvl>
+    <w:lvl w:ilvl="2">
+      <w:start w:val="1"/>
+      <w:numFmt w:val="bullet"/>
+      <w:lvlText w:val=""/>
+      <w:lvlJc w:val="start"/>
+      <w:pPr>
+        <w:tabs>
+          <w:tab w:val="num" w:pos="2127"/>
+        </w:tabs>
+        <w:ind w:start="2127" w:hanging="283"/>
+      </w:pPr>
+      <w:rPr>
+        <w:rFonts w:ascii="Symbol" w:hAnsi="Symbol" w:cs="Symbol" w:hint="default"/>
+      </w:rPr>
+    </w:lvl>
+    <w:lvl w:ilvl="3">
+      <w:start w:val="1"/>
+      <w:numFmt w:val="bullet"/>
+      <w:lvlText w:val=""/>
+      <w:lvlJc w:val="start"/>
+      <w:pPr>
+        <w:tabs>
+          <w:tab w:val="num" w:pos="2836"/>
+        </w:tabs>
+        <w:ind w:start="2836" w:hanging="283"/>
+      </w:pPr>
+      <w:rPr>
+        <w:rFonts w:ascii="Symbol" w:hAnsi="Symbol" w:cs="Symbol" w:hint="default"/>
+      </w:rPr>
+    </w:lvl>
+    <w:lvl w:ilvl="4">
+      <w:start w:val="1"/>
+      <w:numFmt w:val="bullet"/>
+      <w:lvlText w:val=""/>
+      <w:lvlJc w:val="start"/>
+      <w:pPr>
+        <w:tabs>
+          <w:tab w:val="num" w:pos="3545"/>
+        </w:tabs>
+        <w:ind w:start="3545" w:hanging="283"/>
+      </w:pPr>
+      <w:rPr>
+        <w:rFonts w:ascii="Symbol" w:hAnsi="Symbol" w:cs="Symbol" w:hint="default"/>
+      </w:rPr>
+    </w:lvl>
+    <w:lvl w:ilvl="5">
+      <w:start w:val="1"/>
+      <w:numFmt w:val="bullet"/>
+      <w:lvlText w:val=""/>
+      <w:lvlJc w:val="start"/>
+      <w:pPr>
+        <w:tabs>
+          <w:tab w:val="num" w:pos="4254"/>
+        </w:tabs>
+        <w:ind w:start="4254" w:hanging="283"/>
+      </w:pPr>
+      <w:rPr>
+        <w:rFonts w:ascii="Symbol" w:hAnsi="Symbol" w:cs="Symbol" w:hint="default"/>
+      </w:rPr>
+    </w:lvl>
+    <w:lvl w:ilvl="6">
+      <w:start w:val="1"/>
+      <w:numFmt w:val="bullet"/>
+      <w:lvlText w:val=""/>
+      <w:lvlJc w:val="start"/>
+      <w:pPr>
+        <w:tabs>
+          <w:tab w:val="num" w:pos="4963"/>
+        </w:tabs>
+        <w:ind w:start="4963" w:hanging="283"/>
+      </w:pPr>
+      <w:rPr>
+        <w:rFonts w:ascii="Symbol" w:hAnsi="Symbol" w:cs="Symbol" w:hint="default"/>
+      </w:rPr>
+    </w:lvl>
+    <w:lvl w:ilvl="7">
+      <w:start w:val="1"/>
+      <w:numFmt w:val="bullet"/>
+      <w:lvlText w:val=""/>
+      <w:lvlJc w:val="start"/>
+      <w:pPr>
+        <w:tabs>
+          <w:tab w:val="num" w:pos="5672"/>
+        </w:tabs>
+        <w:ind w:start="5672" w:hanging="283"/>
+      </w:pPr>
+      <w:rPr>
+        <w:rFonts w:ascii="Symbol" w:hAnsi="Symbol" w:cs="Symbol" w:hint="default"/>
+      </w:rPr>
+    </w:lvl>
+    <w:lvl w:ilvl="8">
+      <w:start w:val="1"/>
+      <w:numFmt w:val="bullet"/>
+      <w:lvlText w:val=""/>
+      <w:lvlJc w:val="start"/>
+      <w:pPr>
+        <w:tabs>
+          <w:tab w:val="num" w:pos="6381"/>
+        </w:tabs>
+        <w:ind w:start="6381" w:hanging="283"/>
+      </w:pPr>
+      <w:rPr>
+        <w:rFonts w:ascii="Symbol" w:hAnsi="Symbol" w:cs="Symbol" w:hint="default"/>
+      </w:rPr>
+    </w:lvl>
+  </w:abstractNum>
+  <w:abstractNum w:abstractNumId="2">
+    <w:lvl w:ilvl="0">
+      <w:start w:val="1"/>
+      <w:numFmt w:val="none"/>
+      <w:suff w:val="nothing"/>
+      <w:lvlText w:val=""/>
+      <w:lvlJc w:val="start"/>
+      <w:pPr>
+        <w:tabs>
+          <w:tab w:val="num" w:pos="0"/>
+        </w:tabs>
+        <w:ind w:start="0" w:hanging="0"/>
+      </w:pPr>
+    </w:lvl>
+    <w:lvl w:ilvl="1">
+      <w:start w:val="1"/>
+      <w:numFmt w:val="none"/>
+      <w:suff w:val="nothing"/>
+      <w:lvlText w:val=""/>
+      <w:lvlJc w:val="start"/>
+      <w:pPr>
+        <w:tabs>
+          <w:tab w:val="num" w:pos="0"/>
+        </w:tabs>
+        <w:ind w:start="0" w:hanging="0"/>
+      </w:pPr>
+    </w:lvl>
+    <w:lvl w:ilvl="2">
+      <w:start w:val="1"/>
+      <w:numFmt w:val="none"/>
+      <w:pStyle w:val="Heading3"/>
+      <w:suff w:val="nothing"/>
+      <w:lvlText w:val=""/>
+      <w:lvlJc w:val="start"/>
+      <w:pPr>
+        <w:tabs>
+          <w:tab w:val="num" w:pos="0"/>
+        </w:tabs>
+        <w:ind w:start="0" w:hanging="0"/>
+      </w:pPr>
+    </w:lvl>
+    <w:lvl w:ilvl="3">
+      <w:start w:val="1"/>
+      <w:numFmt w:val="none"/>
+      <w:suff w:val="nothing"/>
+      <w:lvlText w:val=""/>
+      <w:lvlJc w:val="start"/>
+      <w:pPr>
+        <w:tabs>
+          <w:tab w:val="num" w:pos="0"/>
+        </w:tabs>
+        <w:ind w:start="0" w:hanging="0"/>
+      </w:pPr>
+    </w:lvl>
+    <w:lvl w:ilvl="4">
+      <w:start w:val="1"/>
+      <w:numFmt w:val="none"/>
+      <w:suff w:val="nothing"/>
+      <w:lvlText w:val=""/>
+      <w:lvlJc w:val="start"/>
+      <w:pPr>
+        <w:tabs>
+          <w:tab w:val="num" w:pos="0"/>
+        </w:tabs>
+        <w:ind w:start="0" w:hanging="0"/>
+      </w:pPr>
+    </w:lvl>
+    <w:lvl w:ilvl="5">
+      <w:start w:val="1"/>
+      <w:numFmt w:val="none"/>
+      <w:suff w:val="nothing"/>
+      <w:lvlText w:val=""/>
+      <w:lvlJc w:val="start"/>
+      <w:pPr>
+        <w:tabs>
+          <w:tab w:val="num" w:pos="0"/>
+        </w:tabs>
+        <w:ind w:start="0" w:hanging="0"/>
+      </w:pPr>
+    </w:lvl>
+    <w:lvl w:ilvl="6">
+      <w:start w:val="1"/>
+      <w:numFmt w:val="none"/>
+      <w:suff w:val="nothing"/>
+      <w:lvlText w:val=""/>
+      <w:lvlJc w:val="start"/>
+      <w:pPr>
+        <w:tabs>
+          <w:tab w:val="num" w:pos="0"/>
+        </w:tabs>
+        <w:ind w:start="0" w:hanging="0"/>
+      </w:pPr>
+    </w:lvl>
+    <w:lvl w:ilvl="7">
+      <w:start w:val="1"/>
+      <w:numFmt w:val="none"/>
+      <w:suff w:val="nothing"/>
+      <w:lvlText w:val=""/>
+      <w:lvlJc w:val="start"/>
+      <w:pPr>
+        <w:tabs>
+          <w:tab w:val="num" w:pos="0"/>
+        </w:tabs>
+        <w:ind w:start="0" w:hanging="0"/>
+      </w:pPr>
+    </w:lvl>
+    <w:lvl w:ilvl="8">
+      <w:start w:val="1"/>
+      <w:numFmt w:val="none"/>
+      <w:suff w:val="nothing"/>
+      <w:lvlText w:val=""/>
+      <w:lvlJc w:val="start"/>
+      <w:pPr>
+        <w:tabs>
+          <w:tab w:val="num" w:pos="0"/>
+        </w:tabs>
+        <w:ind w:start="0" w:hanging="0"/>
+      </w:pPr>
+    </w:lvl>
+  </w:abstractNum>
+  <w:num w:numId="1">
+    <w:abstractNumId w:val="1"/>
+  </w:num>
+  <w:num w:numId="2">
+    <w:abstractNumId w:val="2"/>
+  </w:num>
+</w:numbering>
 </file>
 
 <file path=word/styles.xml><?xml version="1.0" encoding="utf-8"?>
@@ -39,7 +765,6 @@
     </w:rPrDefault>
     <w:pPrDefault>
       <w:pPr>
-        <w:widowControl/>
         <w:suppressAutoHyphens w:val="true"/>
       </w:pPr>
     </w:pPrDefault>
@@ -49,7 +774,10 @@
     <w:qFormat/>
     <w:pPr>
       <w:widowControl/>
+      <w:suppressAutoHyphens w:val="true"/>
       <w:bidi w:val="0"/>
+      <w:spacing w:before="0" w:after="0"/>
+      <w:jc w:val="start"/>
     </w:pPr>
     <w:rPr>
       <w:rFonts w:ascii="Liberation Serif" w:hAnsi="Liberation Serif" w:eastAsia="NSimSun" w:cs="Lucida Sans"/>
@@ -58,6 +786,28 @@
       <w:sz w:val="24"/>
       <w:szCs w:val="24"/>
       <w:lang w:val="en-US" w:eastAsia="zh-CN" w:bidi="hi-IN"/>
+    </w:rPr>
+  </w:style>
+  <w:style w:type="paragraph" w:styleId="Heading3">
+    <w:name w:val="heading 3"/>
+    <w:basedOn w:val="Heading"/>
+    <w:next w:val="BodyText"/>
+    <w:pPr>
+      <w:spacing w:before="140" w:after="120"/>
+      <w:outlineLvl w:val="2"/>
+    </w:pPr>
+    <w:rPr>
+      <w:rFonts w:ascii="Liberation Serif" w:hAnsi="Liberation Serif" w:eastAsia="NSimSun" w:cs="Lucida Sans"/>
+      <w:b/>
+      <w:bCs/>
+      <w:sz w:val="28"/>
+      <w:szCs w:val="28"/>
+    </w:rPr>
+  </w:style>
+  <w:style w:type="character" w:styleId="Bullets">
+    <w:name w:val="Bullets"/>
+    <w:rPr>
+      <w:rFonts w:ascii="OpenSymbol" w:hAnsi="OpenSymbol" w:eastAsia="OpenSymbol" w:cs="OpenSymbol"/>
     </w:rPr>
   </w:style>
   <w:style w:type="paragraph" w:styleId="Heading">
